--- a/public/Yuri_Melo_dos_Santos.docx
+++ b/public/Yuri_Melo_dos_Santos.docx
@@ -328,7 +328,106 @@
           <w:szCs w:val="20"/>
           <w:lang w:val="pt-BR"/>
         </w:rPr>
-        <w:t xml:space="preserve"> desenvolvedor fullstack iniciado aos 16 anos, com experiência prática em projetos reais cobrindo todo o ciclo — interface, </w:t>
+        <w:t xml:space="preserve"> desenvolvedor </w:t>
+      </w:r>
+      <w:r>
+        <w:rPr>
+          <w:rFonts w:ascii="Times New Roman" w:hAnsi="Times New Roman" w:eastAsia="Times New Roman" w:cs="Times New Roman"/>
+          <w:noProof w:val="0"/>
+          <w:color w:val="212121"/>
+          <w:sz w:val="20"/>
+          <w:szCs w:val="20"/>
+          <w:lang w:val="pt-BR"/>
+        </w:rPr>
+        <w:t>F</w:t>
+      </w:r>
+      <w:r>
+        <w:rPr>
+          <w:rFonts w:ascii="Times New Roman" w:hAnsi="Times New Roman" w:eastAsia="Times New Roman" w:cs="Times New Roman"/>
+          <w:noProof w:val="0"/>
+          <w:color w:val="212121"/>
+          <w:sz w:val="20"/>
+          <w:szCs w:val="20"/>
+          <w:lang w:val="pt-BR"/>
+        </w:rPr>
+        <w:t>ull-</w:t>
+      </w:r>
+      <w:r>
+        <w:rPr>
+          <w:rFonts w:ascii="Times New Roman" w:hAnsi="Times New Roman" w:eastAsia="Times New Roman" w:cs="Times New Roman"/>
+          <w:noProof w:val="0"/>
+          <w:color w:val="212121"/>
+          <w:sz w:val="20"/>
+          <w:szCs w:val="20"/>
+          <w:lang w:val="pt-BR"/>
+        </w:rPr>
+        <w:t>S</w:t>
+      </w:r>
+      <w:r>
+        <w:rPr>
+          <w:rFonts w:ascii="Times New Roman" w:hAnsi="Times New Roman" w:eastAsia="Times New Roman" w:cs="Times New Roman"/>
+          <w:noProof w:val="0"/>
+          <w:color w:val="212121"/>
+          <w:sz w:val="20"/>
+          <w:szCs w:val="20"/>
+          <w:lang w:val="pt-BR"/>
+        </w:rPr>
+        <w:t>tack</w:t>
+      </w:r>
+      <w:r>
+        <w:rPr>
+          <w:rFonts w:ascii="Times New Roman" w:hAnsi="Times New Roman" w:eastAsia="Times New Roman" w:cs="Times New Roman"/>
+          <w:noProof w:val="0"/>
+          <w:color w:val="212121"/>
+          <w:sz w:val="20"/>
+          <w:szCs w:val="20"/>
+          <w:lang w:val="pt-BR"/>
+        </w:rPr>
+        <w:t xml:space="preserve"> </w:t>
+      </w:r>
+      <w:r>
+        <w:rPr>
+          <w:rFonts w:ascii="Times New Roman" w:hAnsi="Times New Roman" w:eastAsia="Times New Roman" w:cs="Times New Roman"/>
+          <w:noProof w:val="0"/>
+          <w:color w:val="212121"/>
+          <w:sz w:val="20"/>
+          <w:szCs w:val="20"/>
+          <w:lang w:val="pt-BR"/>
+        </w:rPr>
+        <w:t xml:space="preserve">com </w:t>
+      </w:r>
+      <w:r>
+        <w:rPr>
+          <w:rFonts w:ascii="Times New Roman" w:hAnsi="Times New Roman" w:eastAsia="Times New Roman" w:cs="Times New Roman"/>
+          <w:noProof w:val="0"/>
+          <w:color w:val="212121"/>
+          <w:sz w:val="20"/>
+          <w:szCs w:val="20"/>
+          <w:lang w:val="pt-BR"/>
+        </w:rPr>
+        <w:t>expêriencia</w:t>
+      </w:r>
+      <w:r>
+        <w:rPr>
+          <w:rFonts w:ascii="Times New Roman" w:hAnsi="Times New Roman" w:eastAsia="Times New Roman" w:cs="Times New Roman"/>
+          <w:noProof w:val="0"/>
+          <w:color w:val="212121"/>
+          <w:sz w:val="20"/>
+          <w:szCs w:val="20"/>
+          <w:lang w:val="pt-BR"/>
+        </w:rPr>
+        <w:t xml:space="preserve"> prática desde </w:t>
+      </w:r>
+      <w:r>
+        <w:rPr>
+          <w:rFonts w:ascii="Times New Roman" w:hAnsi="Times New Roman" w:eastAsia="Times New Roman" w:cs="Times New Roman"/>
+          <w:noProof w:val="0"/>
+          <w:color w:val="212121"/>
+          <w:sz w:val="20"/>
+          <w:szCs w:val="20"/>
+          <w:lang w:val="pt-BR"/>
+        </w:rPr>
+        <w:t xml:space="preserve">os 16 anos, com experiência prática em projetos reais cobrindo todo o ciclo — interface, </w:t>
       </w:r>
       <w:r>
         <w:rPr>
@@ -472,6 +571,7 @@
         <w:rPr>
           <w:rFonts w:ascii="Arimo" w:hAnsi="Arimo" w:eastAsia="Arimo" w:cs="Arimo"/>
           <w:color w:val="000000" w:themeColor="text1" w:themeTint="FF" w:themeShade="FF"/>
+          <w:u w:val="single"/>
         </w:rPr>
       </w:pPr>
       <w:r>
@@ -1197,7 +1297,67 @@
           <w:sz w:val="20"/>
           <w:szCs w:val="20"/>
         </w:rPr>
-        <w:t xml:space="preserve">Desenvolvi uma aplicação fullstack de conversa entre amigos em tempo real, construída do zero como projeto de consolidação dos conhecimentos adquiridos ao longo de 2025. Este foi meu primeiro projeto fullstack completo em C# .NET, desde a concepção até o </w:t>
+        <w:t xml:space="preserve">Desenvolvi uma aplicação </w:t>
+      </w:r>
+      <w:r>
+        <w:rPr>
+          <w:rFonts w:ascii="Times New Roman" w:hAnsi="Times New Roman" w:eastAsia="Times New Roman" w:cs="Times New Roman"/>
+          <w:color w:val="212121"/>
+          <w:spacing w:val="-4"/>
+          <w:sz w:val="20"/>
+          <w:szCs w:val="20"/>
+        </w:rPr>
+        <w:t xml:space="preserve">full</w:t>
+      </w:r>
+      <w:r>
+        <w:rPr>
+          <w:rFonts w:ascii="Times New Roman" w:hAnsi="Times New Roman" w:eastAsia="Times New Roman" w:cs="Times New Roman"/>
+          <w:color w:val="212121"/>
+          <w:spacing w:val="-4"/>
+          <w:sz w:val="20"/>
+          <w:szCs w:val="20"/>
+        </w:rPr>
+        <w:t xml:space="preserve">-</w:t>
+      </w:r>
+      <w:r>
+        <w:rPr>
+          <w:rFonts w:ascii="Times New Roman" w:hAnsi="Times New Roman" w:eastAsia="Times New Roman" w:cs="Times New Roman"/>
+          <w:color w:val="212121"/>
+          <w:spacing w:val="-4"/>
+          <w:sz w:val="20"/>
+          <w:szCs w:val="20"/>
+        </w:rPr>
+        <w:t xml:space="preserve">stack</w:t>
+      </w:r>
+      <w:r>
+        <w:rPr>
+          <w:rFonts w:ascii="Times New Roman" w:hAnsi="Times New Roman" w:eastAsia="Times New Roman" w:cs="Times New Roman"/>
+          <w:color w:val="212121"/>
+          <w:spacing w:val="-4"/>
+          <w:sz w:val="20"/>
+          <w:szCs w:val="20"/>
+        </w:rPr>
+        <w:t xml:space="preserve"> de conversa entre amigos em tempo real, construída do zero como projeto de consolidação dos conhecimentos adquiridos ao longo de 2025. Este foi meu primeiro projeto full</w:t>
+      </w:r>
+      <w:r>
+        <w:rPr>
+          <w:rFonts w:ascii="Times New Roman" w:hAnsi="Times New Roman" w:eastAsia="Times New Roman" w:cs="Times New Roman"/>
+          <w:color w:val="212121"/>
+          <w:spacing w:val="-4"/>
+          <w:sz w:val="20"/>
+          <w:szCs w:val="20"/>
+        </w:rPr>
+        <w:t xml:space="preserve">-</w:t>
+      </w:r>
+      <w:r>
+        <w:rPr>
+          <w:rFonts w:ascii="Times New Roman" w:hAnsi="Times New Roman" w:eastAsia="Times New Roman" w:cs="Times New Roman"/>
+          <w:color w:val="212121"/>
+          <w:spacing w:val="-4"/>
+          <w:sz w:val="20"/>
+          <w:szCs w:val="20"/>
+        </w:rPr>
+        <w:t xml:space="preserve">stack completo em C# .NET, desde a concepção até o </w:t>
       </w:r>
       <w:r>
         <w:rPr>

--- a/public/Yuri_Melo_dos_Santos.docx
+++ b/public/Yuri_Melo_dos_Santos.docx
@@ -490,7 +490,7 @@
           <w:sz w:val="20"/>
           <w:szCs w:val="20"/>
         </w:rPr>
-        <w:t>, C#/.NET e Java/Spring Boot em sistemas reais de gestão organizacional, sites institucionais e aplicações com autenticação, tempo real e integração com bancos de dados.</w:t>
+        <w:t>, Node.js, C#/.NET e Java/Spring Boot em sistemas de gestão organizacional, sites institucionais e aplicações com autenticação, integrações, tempo real e bancos de dados.</w:t>
       </w:r>
     </w:p>
     <w:p>
@@ -2428,6 +2428,7 @@
         <w:rPr>
           <w:sz w:val="20"/>
           <w:szCs w:val="20"/>
+          <w:lang w:val="en-US"/>
         </w:rPr>
       </w:pPr>
     </w:p>
@@ -2528,7 +2529,7 @@
           <w:sz w:val="20"/>
           <w:szCs w:val="20"/>
         </w:rPr>
-        <w:t>Desenvolvimento da aplicação com Next.js no front-</w:t>
+        <w:t xml:space="preserve">Desenvolvimento </w:t>
       </w:r>
       <w:proofErr w:type="spellStart"/>
       <w:r>
@@ -2538,6 +2539,26 @@
           <w:sz w:val="20"/>
           <w:szCs w:val="20"/>
         </w:rPr>
+        <w:t>full-stack</w:t>
+      </w:r>
+      <w:proofErr w:type="spellEnd"/>
+      <w:r>
+        <w:rPr>
+          <w:rFonts w:ascii="Times New Roman" w:eastAsia="Times New Roman" w:hAnsi="Times New Roman" w:cs="Times New Roman"/>
+          <w:color w:val="000000" w:themeColor="text1"/>
+          <w:sz w:val="20"/>
+          <w:szCs w:val="20"/>
+        </w:rPr>
+        <w:t xml:space="preserve"> da aplicação com Next.js no front-</w:t>
+      </w:r>
+      <w:proofErr w:type="spellStart"/>
+      <w:r>
+        <w:rPr>
+          <w:rFonts w:ascii="Times New Roman" w:eastAsia="Times New Roman" w:hAnsi="Times New Roman" w:cs="Times New Roman"/>
+          <w:color w:val="000000" w:themeColor="text1"/>
+          <w:sz w:val="20"/>
+          <w:szCs w:val="20"/>
+        </w:rPr>
         <w:t>end</w:t>
       </w:r>
       <w:proofErr w:type="spellEnd"/>
@@ -2568,7 +2589,7 @@
           <w:sz w:val="20"/>
           <w:szCs w:val="20"/>
         </w:rPr>
-        <w:t xml:space="preserve"> no </w:t>
+        <w:t xml:space="preserve">/Node.js no </w:t>
       </w:r>
       <w:proofErr w:type="spellStart"/>
       <w:r>
@@ -2578,7 +2599,7 @@
           <w:sz w:val="20"/>
           <w:szCs w:val="20"/>
         </w:rPr>
-        <w:t>back</w:t>
+        <w:t>back-end</w:t>
       </w:r>
       <w:proofErr w:type="spellEnd"/>
       <w:r>
@@ -2588,7 +2609,27 @@
           <w:sz w:val="20"/>
           <w:szCs w:val="20"/>
         </w:rPr>
-        <w:t xml:space="preserve">-end. </w:t>
+        <w:t xml:space="preserve">, criando interfaces responsivas, APIs REST e </w:t>
+      </w:r>
+      <w:proofErr w:type="spellStart"/>
+      <w:r>
+        <w:rPr>
+          <w:rFonts w:ascii="Times New Roman" w:eastAsia="Times New Roman" w:hAnsi="Times New Roman" w:cs="Times New Roman"/>
+          <w:color w:val="000000" w:themeColor="text1"/>
+          <w:sz w:val="20"/>
+          <w:szCs w:val="20"/>
+        </w:rPr>
+        <w:t>endpoints</w:t>
+      </w:r>
+      <w:proofErr w:type="spellEnd"/>
+      <w:r>
+        <w:rPr>
+          <w:rFonts w:ascii="Times New Roman" w:eastAsia="Times New Roman" w:hAnsi="Times New Roman" w:cs="Times New Roman"/>
+          <w:color w:val="000000" w:themeColor="text1"/>
+          <w:sz w:val="20"/>
+          <w:szCs w:val="20"/>
+        </w:rPr>
+        <w:t xml:space="preserve"> para gerenciamento de produtos, pedidos e usuários.</w:t>
       </w:r>
     </w:p>
     <w:p>
@@ -3478,6 +3519,7 @@
           <w:spacing w:val="14"/>
           <w:sz w:val="20"/>
           <w:szCs w:val="20"/>
+          <w:lang w:val="en-US"/>
         </w:rPr>
         <w:t>TECNOLOGIAS E FERRAMENTAS</w:t>
       </w:r>

--- a/public/Yuri_Melo_dos_Santos.docx
+++ b/public/Yuri_Melo_dos_Santos.docx
@@ -240,7 +240,6 @@
           <w:spacing w:val="-2"/>
           <w:sz w:val="20"/>
           <w:szCs w:val="20"/>
-          <w:lang w:val="en-US"/>
         </w:rPr>
         <w:t>|</w:t>
       </w:r>
@@ -581,7 +580,59 @@
           <w:sz w:val="20"/>
           <w:szCs w:val="20"/>
         </w:rPr>
-        <w:t xml:space="preserve">Jan 2025 - Presente | Desenvolvedor </w:t>
+        <w:t xml:space="preserve">Jan 2025 </w:t>
+      </w:r>
+      <w:r>
+        <w:rPr>
+          <w:rFonts w:ascii="Times New Roman" w:eastAsia="Times New Roman" w:hAnsi="Times New Roman" w:cs="Times New Roman"/>
+          <w:color w:val="212121"/>
+          <w:spacing w:val="-4"/>
+          <w:sz w:val="20"/>
+          <w:szCs w:val="20"/>
+        </w:rPr>
+        <w:t>–</w:t>
+      </w:r>
+      <w:r>
+        <w:rPr>
+          <w:rFonts w:ascii="Times New Roman" w:eastAsia="Times New Roman" w:hAnsi="Times New Roman" w:cs="Times New Roman"/>
+          <w:color w:val="212121"/>
+          <w:spacing w:val="-4"/>
+          <w:sz w:val="20"/>
+          <w:szCs w:val="20"/>
+        </w:rPr>
+        <w:t xml:space="preserve"> </w:t>
+      </w:r>
+      <w:proofErr w:type="gramStart"/>
+      <w:r>
+        <w:rPr>
+          <w:rFonts w:ascii="Times New Roman" w:eastAsia="Times New Roman" w:hAnsi="Times New Roman" w:cs="Times New Roman"/>
+          <w:color w:val="212121"/>
+          <w:spacing w:val="-4"/>
+          <w:sz w:val="20"/>
+          <w:szCs w:val="20"/>
+        </w:rPr>
+        <w:t>Abril</w:t>
+      </w:r>
+      <w:proofErr w:type="gramEnd"/>
+      <w:r>
+        <w:rPr>
+          <w:rFonts w:ascii="Times New Roman" w:eastAsia="Times New Roman" w:hAnsi="Times New Roman" w:cs="Times New Roman"/>
+          <w:color w:val="212121"/>
+          <w:spacing w:val="-4"/>
+          <w:sz w:val="20"/>
+          <w:szCs w:val="20"/>
+        </w:rPr>
+        <w:t xml:space="preserve"> 2026</w:t>
+      </w:r>
+      <w:r>
+        <w:rPr>
+          <w:rFonts w:ascii="Times New Roman" w:eastAsia="Times New Roman" w:hAnsi="Times New Roman" w:cs="Times New Roman"/>
+          <w:color w:val="212121"/>
+          <w:spacing w:val="-4"/>
+          <w:sz w:val="20"/>
+          <w:szCs w:val="20"/>
+        </w:rPr>
+        <w:t xml:space="preserve"> | Desenvolvedor </w:t>
       </w:r>
       <w:proofErr w:type="spellStart"/>
       <w:r>
@@ -1043,7 +1094,47 @@
           <w:sz w:val="20"/>
           <w:szCs w:val="20"/>
         </w:rPr>
-        <w:t xml:space="preserve"> 2025 - Out 2025 | Desenvolvedor Front-</w:t>
+        <w:t xml:space="preserve"> </w:t>
+      </w:r>
+      <w:r>
+        <w:rPr>
+          <w:rFonts w:ascii="Times New Roman" w:eastAsia="Times New Roman" w:hAnsi="Times New Roman" w:cs="Times New Roman"/>
+          <w:color w:val="212121"/>
+          <w:spacing w:val="-4"/>
+          <w:sz w:val="20"/>
+          <w:szCs w:val="20"/>
+        </w:rPr>
+        <w:t xml:space="preserve">2025 </w:t>
+      </w:r>
+      <w:r>
+        <w:rPr>
+          <w:rFonts w:ascii="Times New Roman" w:eastAsia="Times New Roman" w:hAnsi="Times New Roman" w:cs="Times New Roman"/>
+          <w:color w:val="212121"/>
+          <w:spacing w:val="-4"/>
+          <w:sz w:val="20"/>
+          <w:szCs w:val="20"/>
+        </w:rPr>
+        <w:t xml:space="preserve">– </w:t>
+      </w:r>
+      <w:r>
+        <w:rPr>
+          <w:rFonts w:ascii="Times New Roman" w:eastAsia="Times New Roman" w:hAnsi="Times New Roman" w:cs="Times New Roman"/>
+          <w:color w:val="212121"/>
+          <w:spacing w:val="-4"/>
+          <w:sz w:val="20"/>
+          <w:szCs w:val="20"/>
+        </w:rPr>
+        <w:t>Out</w:t>
+      </w:r>
+      <w:r>
+        <w:rPr>
+          <w:rFonts w:ascii="Times New Roman" w:eastAsia="Times New Roman" w:hAnsi="Times New Roman" w:cs="Times New Roman"/>
+          <w:color w:val="212121"/>
+          <w:spacing w:val="-4"/>
+          <w:sz w:val="20"/>
+          <w:szCs w:val="20"/>
+        </w:rPr>
+        <w:t xml:space="preserve"> 2025 | Desenvolvedor Front-</w:t>
       </w:r>
       <w:proofErr w:type="spellStart"/>
       <w:r>
@@ -1204,7 +1295,28 @@
           <w:sz w:val="20"/>
           <w:szCs w:val="20"/>
         </w:rPr>
-        <w:t xml:space="preserve">Estruturação de componentes reutilizáveis e organização visual da página. </w:t>
+        <w:t xml:space="preserve">Estruturação de componentes </w:t>
+      </w:r>
+      <w:r>
+        <w:rPr>
+          <w:rFonts w:ascii="Times New Roman" w:eastAsia="Times New Roman" w:hAnsi="Times New Roman" w:cs="Times New Roman"/>
+          <w:color w:val="212121"/>
+          <w:spacing w:val="-4"/>
+          <w:sz w:val="20"/>
+          <w:szCs w:val="20"/>
+          <w:u w:val="single"/>
+        </w:rPr>
+        <w:t>reutilizáveis</w:t>
+      </w:r>
+      <w:r>
+        <w:rPr>
+          <w:rFonts w:ascii="Times New Roman" w:eastAsia="Times New Roman" w:hAnsi="Times New Roman" w:cs="Times New Roman"/>
+          <w:color w:val="212121"/>
+          <w:spacing w:val="-4"/>
+          <w:sz w:val="20"/>
+          <w:szCs w:val="20"/>
+        </w:rPr>
+        <w:t xml:space="preserve"> e organização visual da página. </w:t>
       </w:r>
     </w:p>
     <w:p>
@@ -1431,7 +1543,17 @@
           <w:sz w:val="20"/>
           <w:szCs w:val="20"/>
         </w:rPr>
-        <w:t xml:space="preserve"> - Sistema de Gerenciamento de Produção</w:t>
+        <w:t xml:space="preserve"> – Sistema</w:t>
+      </w:r>
+      <w:r>
+        <w:rPr>
+          <w:rFonts w:ascii="Times New Roman" w:eastAsia="Times New Roman" w:hAnsi="Times New Roman" w:cs="Times New Roman"/>
+          <w:color w:val="212121"/>
+          <w:spacing w:val="-4"/>
+          <w:sz w:val="20"/>
+          <w:szCs w:val="20"/>
+        </w:rPr>
+        <w:t xml:space="preserve"> de Gerenciamento de Produção</w:t>
       </w:r>
     </w:p>
     <w:p>
@@ -2485,7 +2607,27 @@
           <w:sz w:val="20"/>
           <w:szCs w:val="20"/>
         </w:rPr>
-        <w:t xml:space="preserve"> 2024 - Dez 2024 | E-commerce para o Grêmio Estudantil - CEFET/RJ | Híbrido</w:t>
+        <w:t xml:space="preserve"> </w:t>
+      </w:r>
+      <w:r>
+        <w:rPr>
+          <w:rFonts w:ascii="Times New Roman" w:eastAsia="Times New Roman" w:hAnsi="Times New Roman" w:cs="Times New Roman"/>
+          <w:color w:val="212121"/>
+          <w:spacing w:val="-4"/>
+          <w:sz w:val="20"/>
+          <w:szCs w:val="20"/>
+        </w:rPr>
+        <w:t>2024 – Dez</w:t>
+      </w:r>
+      <w:r>
+        <w:rPr>
+          <w:rFonts w:ascii="Times New Roman" w:eastAsia="Times New Roman" w:hAnsi="Times New Roman" w:cs="Times New Roman"/>
+          <w:color w:val="212121"/>
+          <w:spacing w:val="-4"/>
+          <w:sz w:val="20"/>
+          <w:szCs w:val="20"/>
+        </w:rPr>
+        <w:t xml:space="preserve"> 2024 | E-commerce para o Grêmio Estudantil - CEFET/RJ | Híbrido</w:t>
       </w:r>
     </w:p>
     <w:p>
@@ -2821,7 +2963,27 @@
           <w:sz w:val="20"/>
           <w:szCs w:val="20"/>
         </w:rPr>
-        <w:t>Mar 2023 - Dez 2023 | MOBI | Remoto</w:t>
+        <w:t>Mar 2023</w:t>
+      </w:r>
+      <w:r>
+        <w:rPr>
+          <w:rFonts w:ascii="Times New Roman" w:eastAsia="Times New Roman" w:hAnsi="Times New Roman" w:cs="Times New Roman"/>
+          <w:color w:val="212121"/>
+          <w:spacing w:val="-4"/>
+          <w:sz w:val="20"/>
+          <w:szCs w:val="20"/>
+        </w:rPr>
+        <w:t xml:space="preserve"> – </w:t>
+      </w:r>
+      <w:r>
+        <w:rPr>
+          <w:rFonts w:ascii="Times New Roman" w:eastAsia="Times New Roman" w:hAnsi="Times New Roman" w:cs="Times New Roman"/>
+          <w:color w:val="212121"/>
+          <w:spacing w:val="-4"/>
+          <w:sz w:val="20"/>
+          <w:szCs w:val="20"/>
+        </w:rPr>
+        <w:t>Dez 2023 | MOBI | Remoto</w:t>
       </w:r>
     </w:p>
     <w:p>
@@ -3074,9 +3236,18 @@
           <w:sz w:val="20"/>
           <w:szCs w:val="20"/>
         </w:rPr>
-        <w:t xml:space="preserve">Jul 2025 - Cursando | Análise e Desenvolvimento de Sistemas | </w:t>
-      </w:r>
-      <w:proofErr w:type="spellStart"/>
+        <w:t>Jul 2025</w:t>
+      </w:r>
+      <w:r>
+        <w:rPr>
+          <w:rFonts w:ascii="Times New Roman" w:eastAsia="Times New Roman" w:hAnsi="Times New Roman" w:cs="Times New Roman"/>
+          <w:color w:val="212121"/>
+          <w:spacing w:val="-4"/>
+          <w:sz w:val="20"/>
+          <w:szCs w:val="20"/>
+        </w:rPr>
+        <w:t xml:space="preserve"> – </w:t>
+      </w:r>
       <w:r>
         <w:rPr>
           <w:rFonts w:ascii="Times New Roman" w:eastAsia="Times New Roman" w:hAnsi="Times New Roman" w:cs="Times New Roman"/>
@@ -3085,6 +3256,17 @@
           <w:sz w:val="20"/>
           <w:szCs w:val="20"/>
         </w:rPr>
+        <w:t xml:space="preserve">Cursando | Análise e Desenvolvimento de Sistemas | </w:t>
+      </w:r>
+      <w:proofErr w:type="spellStart"/>
+      <w:r>
+        <w:rPr>
+          <w:rFonts w:ascii="Times New Roman" w:eastAsia="Times New Roman" w:hAnsi="Times New Roman" w:cs="Times New Roman"/>
+          <w:color w:val="212121"/>
+          <w:spacing w:val="-6"/>
+          <w:sz w:val="20"/>
+          <w:szCs w:val="20"/>
+        </w:rPr>
         <w:t>UniAnchieta</w:t>
       </w:r>
       <w:proofErr w:type="spellEnd"/>
@@ -3129,7 +3311,47 @@
           <w:sz w:val="20"/>
           <w:szCs w:val="20"/>
         </w:rPr>
-        <w:t>Jan 2022 - Jan 2025 | Técnico em Informática | CEFET/RJ - Campus Nova Iguaçu | Concluído</w:t>
+        <w:t xml:space="preserve">Jan </w:t>
+      </w:r>
+      <w:r>
+        <w:rPr>
+          <w:rFonts w:ascii="Times New Roman" w:eastAsia="Times New Roman" w:hAnsi="Times New Roman" w:cs="Times New Roman"/>
+          <w:color w:val="212121"/>
+          <w:spacing w:val="-6"/>
+          <w:sz w:val="20"/>
+          <w:szCs w:val="20"/>
+        </w:rPr>
+        <w:t xml:space="preserve">2022 </w:t>
+      </w:r>
+      <w:r>
+        <w:rPr>
+          <w:rFonts w:ascii="Times New Roman" w:eastAsia="Times New Roman" w:hAnsi="Times New Roman" w:cs="Times New Roman"/>
+          <w:color w:val="212121"/>
+          <w:spacing w:val="-4"/>
+          <w:sz w:val="20"/>
+          <w:szCs w:val="20"/>
+        </w:rPr>
+        <w:t xml:space="preserve">– </w:t>
+      </w:r>
+      <w:r>
+        <w:rPr>
+          <w:rFonts w:ascii="Times New Roman" w:eastAsia="Times New Roman" w:hAnsi="Times New Roman" w:cs="Times New Roman"/>
+          <w:color w:val="212121"/>
+          <w:spacing w:val="-6"/>
+          <w:sz w:val="20"/>
+          <w:szCs w:val="20"/>
+        </w:rPr>
+        <w:t>Jan</w:t>
+      </w:r>
+      <w:r>
+        <w:rPr>
+          <w:rFonts w:ascii="Times New Roman" w:eastAsia="Times New Roman" w:hAnsi="Times New Roman" w:cs="Times New Roman"/>
+          <w:color w:val="212121"/>
+          <w:spacing w:val="-6"/>
+          <w:sz w:val="20"/>
+          <w:szCs w:val="20"/>
+        </w:rPr>
+        <w:t xml:space="preserve"> 2025 | Técnico em Informática | CEFET/RJ - Campus Nova Iguaçu | Concluído</w:t>
       </w:r>
     </w:p>
     <w:p>
@@ -3186,7 +3408,6 @@
         </w:rPr>
         <w:t xml:space="preserve">React JS 19 e Next.js </w:t>
       </w:r>
-      <w:proofErr w:type="gramStart"/>
       <w:r>
         <w:rPr>
           <w:rFonts w:ascii="Times New Roman" w:eastAsia="Times New Roman" w:hAnsi="Times New Roman" w:cs="Times New Roman"/>
@@ -3195,38 +3416,38 @@
           <w:szCs w:val="20"/>
           <w:lang w:val="en-US"/>
         </w:rPr>
-        <w:t>15</w:t>
-      </w:r>
-      <w:r>
+        <w:t>15 — Udemy</w:t>
+      </w:r>
+    </w:p>
+    <w:p>
+      <w:pPr>
+        <w:spacing w:before="120" w:after="120" w:line="240" w:lineRule="auto"/>
         <w:rPr>
           <w:rFonts w:ascii="Times New Roman" w:eastAsia="Times New Roman" w:hAnsi="Times New Roman" w:cs="Times New Roman"/>
           <w:color w:val="000000" w:themeColor="text1"/>
           <w:sz w:val="20"/>
           <w:szCs w:val="20"/>
-          <w:lang w:val="en-US"/>
-        </w:rPr>
-        <w:t xml:space="preserve"> </w:t>
-      </w:r>
+        </w:rPr>
+      </w:pPr>
+      <w:proofErr w:type="spellStart"/>
       <w:r>
         <w:rPr>
           <w:rFonts w:ascii="Times New Roman" w:eastAsia="Times New Roman" w:hAnsi="Times New Roman" w:cs="Times New Roman"/>
           <w:color w:val="000000" w:themeColor="text1"/>
           <w:sz w:val="20"/>
           <w:szCs w:val="20"/>
-          <w:lang w:val="en-US"/>
-        </w:rPr>
-        <w:t xml:space="preserve"> —</w:t>
-      </w:r>
-      <w:proofErr w:type="gramEnd"/>
+        </w:rPr>
+        <w:t>React</w:t>
+      </w:r>
+      <w:proofErr w:type="spellEnd"/>
       <w:r>
         <w:rPr>
           <w:rFonts w:ascii="Times New Roman" w:eastAsia="Times New Roman" w:hAnsi="Times New Roman" w:cs="Times New Roman"/>
           <w:color w:val="000000" w:themeColor="text1"/>
           <w:sz w:val="20"/>
           <w:szCs w:val="20"/>
-          <w:lang w:val="en-US"/>
-        </w:rPr>
-        <w:t xml:space="preserve"> </w:t>
+        </w:rPr>
+        <w:t xml:space="preserve"> do Zero à </w:t>
       </w:r>
       <w:r>
         <w:rPr>
@@ -3234,20 +3455,20 @@
           <w:color w:val="000000" w:themeColor="text1"/>
           <w:sz w:val="20"/>
           <w:szCs w:val="20"/>
-          <w:lang w:val="en-US"/>
-        </w:rPr>
-        <w:t xml:space="preserve"> </w:t>
-      </w:r>
+        </w:rPr>
+        <w:t xml:space="preserve">Maestria — </w:t>
+      </w:r>
+      <w:proofErr w:type="spellStart"/>
       <w:r>
         <w:rPr>
           <w:rFonts w:ascii="Times New Roman" w:eastAsia="Times New Roman" w:hAnsi="Times New Roman" w:cs="Times New Roman"/>
           <w:color w:val="000000" w:themeColor="text1"/>
           <w:sz w:val="20"/>
           <w:szCs w:val="20"/>
-          <w:lang w:val="en-US"/>
         </w:rPr>
         <w:t>Udemy</w:t>
       </w:r>
+      <w:proofErr w:type="spellEnd"/>
     </w:p>
     <w:p>
       <w:pPr>
@@ -3259,7 +3480,6 @@
           <w:szCs w:val="20"/>
         </w:rPr>
       </w:pPr>
-      <w:proofErr w:type="spellStart"/>
       <w:r>
         <w:rPr>
           <w:rFonts w:ascii="Times New Roman" w:eastAsia="Times New Roman" w:hAnsi="Times New Roman" w:cs="Times New Roman"/>
@@ -3267,9 +3487,8 @@
           <w:sz w:val="20"/>
           <w:szCs w:val="20"/>
         </w:rPr>
-        <w:t>React</w:t>
-      </w:r>
-      <w:proofErr w:type="spellEnd"/>
+        <w:t xml:space="preserve">C# Completo: Programação Orientada a Objetos + </w:t>
+      </w:r>
       <w:r>
         <w:rPr>
           <w:rFonts w:ascii="Times New Roman" w:eastAsia="Times New Roman" w:hAnsi="Times New Roman" w:cs="Times New Roman"/>
@@ -3277,9 +3496,9 @@
           <w:sz w:val="20"/>
           <w:szCs w:val="20"/>
         </w:rPr>
-        <w:t xml:space="preserve"> do Zero à </w:t>
-      </w:r>
-      <w:proofErr w:type="gramStart"/>
+        <w:t xml:space="preserve">.NET — </w:t>
+      </w:r>
+      <w:proofErr w:type="spellStart"/>
       <w:r>
         <w:rPr>
           <w:rFonts w:ascii="Times New Roman" w:eastAsia="Times New Roman" w:hAnsi="Times New Roman" w:cs="Times New Roman"/>
@@ -3287,19 +3506,20 @@
           <w:sz w:val="20"/>
           <w:szCs w:val="20"/>
         </w:rPr>
-        <w:t>Maestria  —</w:t>
-      </w:r>
-      <w:proofErr w:type="gramEnd"/>
-      <w:r>
+        <w:t>Udemy</w:t>
+      </w:r>
+      <w:proofErr w:type="spellEnd"/>
+    </w:p>
+    <w:p>
+      <w:pPr>
+        <w:spacing w:before="120" w:after="120" w:line="240" w:lineRule="auto"/>
         <w:rPr>
           <w:rFonts w:ascii="Times New Roman" w:eastAsia="Times New Roman" w:hAnsi="Times New Roman" w:cs="Times New Roman"/>
           <w:color w:val="000000" w:themeColor="text1"/>
           <w:sz w:val="20"/>
           <w:szCs w:val="20"/>
         </w:rPr>
-        <w:t xml:space="preserve">  </w:t>
-      </w:r>
-      <w:proofErr w:type="spellStart"/>
+      </w:pPr>
       <w:r>
         <w:rPr>
           <w:rFonts w:ascii="Times New Roman" w:eastAsia="Times New Roman" w:hAnsi="Times New Roman" w:cs="Times New Roman"/>
@@ -3307,20 +3527,18 @@
           <w:sz w:val="20"/>
           <w:szCs w:val="20"/>
         </w:rPr>
-        <w:t>Udemy</w:t>
-      </w:r>
-      <w:proofErr w:type="spellEnd"/>
-    </w:p>
-    <w:p>
-      <w:pPr>
-        <w:spacing w:before="120" w:after="120" w:line="240" w:lineRule="auto"/>
+        <w:t xml:space="preserve">Formação em </w:t>
+      </w:r>
+      <w:r>
         <w:rPr>
           <w:rFonts w:ascii="Times New Roman" w:eastAsia="Times New Roman" w:hAnsi="Times New Roman" w:cs="Times New Roman"/>
           <w:color w:val="000000" w:themeColor="text1"/>
           <w:sz w:val="20"/>
           <w:szCs w:val="20"/>
         </w:rPr>
-      </w:pPr>
+        <w:t xml:space="preserve">C# — </w:t>
+      </w:r>
+      <w:proofErr w:type="spellStart"/>
       <w:r>
         <w:rPr>
           <w:rFonts w:ascii="Times New Roman" w:eastAsia="Times New Roman" w:hAnsi="Times New Roman" w:cs="Times New Roman"/>
@@ -3328,18 +3546,20 @@
           <w:sz w:val="20"/>
           <w:szCs w:val="20"/>
         </w:rPr>
-        <w:t xml:space="preserve">C# Completo: Programação Orientada a Objetos + </w:t>
-      </w:r>
-      <w:proofErr w:type="gramStart"/>
-      <w:r>
+        <w:t>Rocketseat</w:t>
+      </w:r>
+      <w:proofErr w:type="spellEnd"/>
+    </w:p>
+    <w:p>
+      <w:pPr>
+        <w:spacing w:before="120" w:after="120" w:line="240" w:lineRule="auto"/>
         <w:rPr>
           <w:rFonts w:ascii="Times New Roman" w:eastAsia="Times New Roman" w:hAnsi="Times New Roman" w:cs="Times New Roman"/>
           <w:color w:val="000000" w:themeColor="text1"/>
           <w:sz w:val="20"/>
           <w:szCs w:val="20"/>
         </w:rPr>
-        <w:t xml:space="preserve">.NET </w:t>
-      </w:r>
+      </w:pPr>
       <w:r>
         <w:rPr>
           <w:rFonts w:ascii="Times New Roman" w:eastAsia="Times New Roman" w:hAnsi="Times New Roman" w:cs="Times New Roman"/>
@@ -3347,7 +3567,7 @@
           <w:sz w:val="20"/>
           <w:szCs w:val="20"/>
         </w:rPr>
-        <w:t xml:space="preserve"> </w:t>
+        <w:t xml:space="preserve">Formação em </w:t>
       </w:r>
       <w:r>
         <w:rPr>
@@ -3356,128 +3576,7 @@
           <w:sz w:val="20"/>
           <w:szCs w:val="20"/>
         </w:rPr>
-        <w:t>—</w:t>
-      </w:r>
-      <w:proofErr w:type="gramEnd"/>
-      <w:r>
-        <w:rPr>
-          <w:rFonts w:ascii="Times New Roman" w:eastAsia="Times New Roman" w:hAnsi="Times New Roman" w:cs="Times New Roman"/>
-          <w:color w:val="000000" w:themeColor="text1"/>
-          <w:sz w:val="20"/>
-          <w:szCs w:val="20"/>
-        </w:rPr>
-        <w:t xml:space="preserve"> </w:t>
-      </w:r>
-      <w:r>
-        <w:rPr>
-          <w:rFonts w:ascii="Times New Roman" w:eastAsia="Times New Roman" w:hAnsi="Times New Roman" w:cs="Times New Roman"/>
-          <w:color w:val="000000" w:themeColor="text1"/>
-          <w:sz w:val="20"/>
-          <w:szCs w:val="20"/>
-        </w:rPr>
-        <w:t xml:space="preserve"> </w:t>
-      </w:r>
-      <w:proofErr w:type="spellStart"/>
-      <w:r>
-        <w:rPr>
-          <w:rFonts w:ascii="Times New Roman" w:eastAsia="Times New Roman" w:hAnsi="Times New Roman" w:cs="Times New Roman"/>
-          <w:color w:val="000000" w:themeColor="text1"/>
-          <w:sz w:val="20"/>
-          <w:szCs w:val="20"/>
-        </w:rPr>
-        <w:t>Udemy</w:t>
-      </w:r>
-      <w:proofErr w:type="spellEnd"/>
-    </w:p>
-    <w:p>
-      <w:pPr>
-        <w:spacing w:before="120" w:after="120" w:line="240" w:lineRule="auto"/>
-        <w:rPr>
-          <w:rFonts w:ascii="Times New Roman" w:eastAsia="Times New Roman" w:hAnsi="Times New Roman" w:cs="Times New Roman"/>
-          <w:color w:val="000000" w:themeColor="text1"/>
-          <w:sz w:val="20"/>
-          <w:szCs w:val="20"/>
-        </w:rPr>
-      </w:pPr>
-      <w:r>
-        <w:rPr>
-          <w:rFonts w:ascii="Times New Roman" w:eastAsia="Times New Roman" w:hAnsi="Times New Roman" w:cs="Times New Roman"/>
-          <w:color w:val="000000" w:themeColor="text1"/>
-          <w:sz w:val="20"/>
-          <w:szCs w:val="20"/>
-        </w:rPr>
-        <w:t xml:space="preserve">Formação em </w:t>
-      </w:r>
-      <w:proofErr w:type="gramStart"/>
-      <w:r>
-        <w:rPr>
-          <w:rFonts w:ascii="Times New Roman" w:eastAsia="Times New Roman" w:hAnsi="Times New Roman" w:cs="Times New Roman"/>
-          <w:color w:val="000000" w:themeColor="text1"/>
-          <w:sz w:val="20"/>
-          <w:szCs w:val="20"/>
-        </w:rPr>
-        <w:t>C#  —</w:t>
-      </w:r>
-      <w:proofErr w:type="gramEnd"/>
-      <w:r>
-        <w:rPr>
-          <w:rFonts w:ascii="Times New Roman" w:eastAsia="Times New Roman" w:hAnsi="Times New Roman" w:cs="Times New Roman"/>
-          <w:color w:val="000000" w:themeColor="text1"/>
-          <w:sz w:val="20"/>
-          <w:szCs w:val="20"/>
-        </w:rPr>
-        <w:t xml:space="preserve">  </w:t>
-      </w:r>
-      <w:proofErr w:type="spellStart"/>
-      <w:r>
-        <w:rPr>
-          <w:rFonts w:ascii="Times New Roman" w:eastAsia="Times New Roman" w:hAnsi="Times New Roman" w:cs="Times New Roman"/>
-          <w:color w:val="000000" w:themeColor="text1"/>
-          <w:sz w:val="20"/>
-          <w:szCs w:val="20"/>
-        </w:rPr>
-        <w:t>Rocketseat</w:t>
-      </w:r>
-      <w:proofErr w:type="spellEnd"/>
-    </w:p>
-    <w:p>
-      <w:pPr>
-        <w:spacing w:before="120" w:after="120" w:line="240" w:lineRule="auto"/>
-        <w:rPr>
-          <w:rFonts w:ascii="Times New Roman" w:eastAsia="Times New Roman" w:hAnsi="Times New Roman" w:cs="Times New Roman"/>
-          <w:color w:val="000000" w:themeColor="text1"/>
-          <w:sz w:val="20"/>
-          <w:szCs w:val="20"/>
-        </w:rPr>
-      </w:pPr>
-      <w:r>
-        <w:rPr>
-          <w:rFonts w:ascii="Times New Roman" w:eastAsia="Times New Roman" w:hAnsi="Times New Roman" w:cs="Times New Roman"/>
-          <w:color w:val="000000" w:themeColor="text1"/>
-          <w:sz w:val="20"/>
-          <w:szCs w:val="20"/>
-        </w:rPr>
-        <w:t xml:space="preserve">Formação em </w:t>
-      </w:r>
-      <w:proofErr w:type="gramStart"/>
-      <w:r>
-        <w:rPr>
-          <w:rFonts w:ascii="Times New Roman" w:eastAsia="Times New Roman" w:hAnsi="Times New Roman" w:cs="Times New Roman"/>
-          <w:color w:val="000000" w:themeColor="text1"/>
-          <w:sz w:val="20"/>
-          <w:szCs w:val="20"/>
-        </w:rPr>
-        <w:t>Node.JS  —</w:t>
-      </w:r>
-      <w:proofErr w:type="gramEnd"/>
-      <w:r>
-        <w:rPr>
-          <w:rFonts w:ascii="Times New Roman" w:eastAsia="Times New Roman" w:hAnsi="Times New Roman" w:cs="Times New Roman"/>
-          <w:color w:val="000000" w:themeColor="text1"/>
-          <w:sz w:val="20"/>
-          <w:szCs w:val="20"/>
-        </w:rPr>
-        <w:t xml:space="preserve">  </w:t>
+        <w:t xml:space="preserve">Node.JS — </w:t>
       </w:r>
       <w:proofErr w:type="spellStart"/>
       <w:r>
@@ -6471,6 +6570,7 @@
   <w:style w:type="character" w:default="1" w:styleId="Fontepargpadro">
     <w:name w:val="Default Paragraph Font"/>
     <w:uiPriority w:val="1"/>
+    <w:semiHidden/>
     <w:unhideWhenUsed/>
   </w:style>
   <w:style w:type="table" w:default="1" w:styleId="Tabelanormal">

--- a/public/Yuri_Melo_dos_Santos.docx
+++ b/public/Yuri_Melo_dos_Santos.docx
@@ -3362,6 +3362,7 @@
           <w:color w:val="000000"/>
           <w:sz w:val="20"/>
           <w:szCs w:val="20"/>
+          <w:u w:val="single"/>
         </w:rPr>
       </w:pPr>
     </w:p>
@@ -3395,29 +3396,48 @@
           <w:color w:val="000000" w:themeColor="text1"/>
           <w:sz w:val="20"/>
           <w:szCs w:val="20"/>
-          <w:lang w:val="en-US"/>
-        </w:rPr>
-      </w:pPr>
+        </w:rPr>
+      </w:pPr>
+      <w:proofErr w:type="spellStart"/>
       <w:r>
         <w:rPr>
           <w:rFonts w:ascii="Times New Roman" w:eastAsia="Times New Roman" w:hAnsi="Times New Roman" w:cs="Times New Roman"/>
           <w:color w:val="000000" w:themeColor="text1"/>
           <w:sz w:val="20"/>
           <w:szCs w:val="20"/>
-          <w:lang w:val="en-US"/>
-        </w:rPr>
-        <w:t xml:space="preserve">React JS 19 e Next.js </w:t>
-      </w:r>
+        </w:rPr>
+        <w:t>React</w:t>
+      </w:r>
+      <w:proofErr w:type="spellEnd"/>
       <w:r>
         <w:rPr>
           <w:rFonts w:ascii="Times New Roman" w:eastAsia="Times New Roman" w:hAnsi="Times New Roman" w:cs="Times New Roman"/>
           <w:color w:val="000000" w:themeColor="text1"/>
           <w:sz w:val="20"/>
           <w:szCs w:val="20"/>
-          <w:lang w:val="en-US"/>
-        </w:rPr>
-        <w:t>15 — Udemy</w:t>
-      </w:r>
+        </w:rPr>
+        <w:t xml:space="preserve"> JS 19 e Next.js </w:t>
+      </w:r>
+      <w:r>
+        <w:rPr>
+          <w:rFonts w:ascii="Times New Roman" w:eastAsia="Times New Roman" w:hAnsi="Times New Roman" w:cs="Times New Roman"/>
+          <w:color w:val="000000" w:themeColor="text1"/>
+          <w:sz w:val="20"/>
+          <w:szCs w:val="20"/>
+        </w:rPr>
+        <w:t xml:space="preserve">15 — </w:t>
+      </w:r>
+      <w:proofErr w:type="spellStart"/>
+      <w:r>
+        <w:rPr>
+          <w:rFonts w:ascii="Times New Roman" w:eastAsia="Times New Roman" w:hAnsi="Times New Roman" w:cs="Times New Roman"/>
+          <w:color w:val="000000" w:themeColor="text1"/>
+          <w:sz w:val="20"/>
+          <w:szCs w:val="20"/>
+        </w:rPr>
+        <w:t>Udemy</w:t>
+      </w:r>
+      <w:proofErr w:type="spellEnd"/>
     </w:p>
     <w:p>
       <w:pPr>
@@ -3771,7 +3791,25 @@
           <w:szCs w:val="20"/>
           <w:lang w:val="en-US"/>
         </w:rPr>
-        <w:t>, OAuth 2.0.</w:t>
+        <w:t>, OAuth 2.0</w:t>
+      </w:r>
+      <w:r>
+        <w:rPr>
+          <w:rFonts w:ascii="Times New Roman" w:eastAsia="Times New Roman" w:hAnsi="Times New Roman" w:cs="Times New Roman"/>
+          <w:sz w:val="20"/>
+          <w:szCs w:val="20"/>
+          <w:lang w:val="en-US"/>
+        </w:rPr>
+        <w:t>, RabbitMQ, Redis</w:t>
+      </w:r>
+      <w:r>
+        <w:rPr>
+          <w:rFonts w:ascii="Times New Roman" w:eastAsia="Times New Roman" w:hAnsi="Times New Roman" w:cs="Times New Roman"/>
+          <w:sz w:val="20"/>
+          <w:szCs w:val="20"/>
+          <w:lang w:val="en-US"/>
+        </w:rPr>
+        <w:t>.</w:t>
       </w:r>
       <w:r>
         <w:rPr>
@@ -6570,7 +6608,6 @@
   <w:style w:type="character" w:default="1" w:styleId="Fontepargpadro">
     <w:name w:val="Default Paragraph Font"/>
     <w:uiPriority w:val="1"/>
-    <w:semiHidden/>
     <w:unhideWhenUsed/>
   </w:style>
   <w:style w:type="table" w:default="1" w:styleId="Tabelanormal">
